--- a/tfl/tables/T-DS-03.docx
+++ b/tfl/tables/T-DS-03.docx
@@ -2193,7 +2193,7 @@
           <w:szCs w:val="14"/>
           <w:color w:val="C0392B"/>
         </w:rPr>
-        <w:t xml:space="preserve">DRAFT — produced 2026-05-16 — synthetic data, NOT for regulatory submission</w:t>
+        <w:t xml:space="preserve">DRAFT — produced 2026-05-17 — synthetic data, NOT for regulatory submission</w:t>
       </w:r>
     </w:p>
     <w:sectPr>

--- a/tfl/tables/T-DS-03.docx
+++ b/tfl/tables/T-DS-03.docx
@@ -1016,7 +1016,7 @@
                 <w:szCs w:val="18"/>
                 <w:color w:val="000000"/>
               </w:rPr>
-              <w:t xml:space="preserve">0 (0.0)</w:t>
+              <w:t xml:space="preserve">72 (32.0)</w:t>
             </w:r>
           </w:p>
         </w:tc>
@@ -1071,7 +1071,7 @@
                 <w:szCs w:val="18"/>
                 <w:color w:val="000000"/>
               </w:rPr>
-              <w:t xml:space="preserve">0 (0.0)</w:t>
+              <w:t xml:space="preserve">61 (27.1)</w:t>
             </w:r>
           </w:p>
         </w:tc>
@@ -1126,7 +1126,7 @@
                 <w:szCs w:val="18"/>
                 <w:color w:val="000000"/>
               </w:rPr>
-              <w:t xml:space="preserve">0 (0.0)</w:t>
+              <w:t xml:space="preserve">133 (29.6)</w:t>
             </w:r>
           </w:p>
         </w:tc>

--- a/tfl/tables/T-DS-03.docx
+++ b/tfl/tables/T-DS-03.docx
@@ -1241,7 +1241,7 @@
                 <w:szCs w:val="18"/>
                 <w:color w:val="000000"/>
               </w:rPr>
-              <w:t xml:space="preserve">0 (0.0)</w:t>
+              <w:t xml:space="preserve">21 (9.3)</w:t>
             </w:r>
           </w:p>
         </w:tc>
@@ -1296,7 +1296,7 @@
                 <w:szCs w:val="18"/>
                 <w:color w:val="000000"/>
               </w:rPr>
-              <w:t xml:space="preserve">0 (0.0)</w:t>
+              <w:t xml:space="preserve">10 (4.4)</w:t>
             </w:r>
           </w:p>
         </w:tc>
@@ -1351,7 +1351,7 @@
                 <w:szCs w:val="18"/>
                 <w:color w:val="000000"/>
               </w:rPr>
-              <w:t xml:space="preserve">0 (0.0)</w:t>
+              <w:t xml:space="preserve">31 (6.9)</w:t>
             </w:r>
           </w:p>
         </w:tc>
@@ -1466,7 +1466,7 @@
                 <w:szCs w:val="18"/>
                 <w:color w:val="000000"/>
               </w:rPr>
-              <w:t xml:space="preserve">5 (2.2)</w:t>
+              <w:t xml:space="preserve">6 (2.7)</w:t>
             </w:r>
           </w:p>
         </w:tc>
@@ -1576,7 +1576,7 @@
                 <w:szCs w:val="18"/>
                 <w:color w:val="000000"/>
               </w:rPr>
-              <w:t xml:space="preserve">18 (4.0)</w:t>
+              <w:t xml:space="preserve">19 (4.2)</w:t>
             </w:r>
           </w:p>
         </w:tc>
@@ -1691,7 +1691,7 @@
                 <w:szCs w:val="18"/>
                 <w:color w:val="000000"/>
               </w:rPr>
-              <w:t xml:space="preserve">5 (2.2)</w:t>
+              <w:t xml:space="preserve">6 (2.7)</w:t>
             </w:r>
           </w:p>
         </w:tc>
@@ -1801,7 +1801,7 @@
                 <w:szCs w:val="18"/>
                 <w:color w:val="000000"/>
               </w:rPr>
-              <w:t xml:space="preserve">18 (4.0)</w:t>
+              <w:t xml:space="preserve">19 (4.2)</w:t>
             </w:r>
           </w:p>
         </w:tc>
@@ -2089,7 +2089,7 @@
           <w:szCs w:val="16"/>
           <w:color w:val="000000"/>
         </w:rPr>
-        <w:t xml:space="preserve">Subsequent anti-cancer therapy is not simulated in the synthetic CM data (counts = 0). In a real study these would come from ADCM or SDTM.CM with CMCAT='ANTI-CANCER'.</w:t>
+        <w:t xml:space="preserve">Subsequent anti-cancer therapy: real counts from ADCM.SUBSQTFL='Y' (added 2026-05-17; raw simulator `16_subsequent_therapy.R`).</w:t>
       </w:r>
     </w:p>
     <w:p>
@@ -2115,7 +2115,7 @@
           <w:szCs w:val="16"/>
           <w:color w:val="000000"/>
         </w:rPr>
-        <w:t xml:space="preserve">≥ 2 consecutive missed tumour assessments not directly captured in this dataset (counts = 0). Real studies derive this from ADRS gap analysis.</w:t>
+        <w:t xml:space="preserve">≥ 2 consecutive missed tumour assessments: detected from ADRS OVR by gaps &gt; 16 weeks against the scheduled Q6W grid (~6% subjects carry a stochastic 2-3 visit miss episode from `09_tumor_measurements.R`).</w:t>
       </w:r>
     </w:p>
     <w:p>
@@ -2167,7 +2167,7 @@
           <w:szCs w:val="16"/>
           <w:color w:val="000000"/>
         </w:rPr>
-        <w:t xml:space="preserve">Source: ADSL, ADRS (PARAMCD='OVR'), SDTM.DS</w:t>
+        <w:t xml:space="preserve">Source: ADSL, ADRS (PARAMCD='OVR'), SDTM.DS, ADCM</w:t>
       </w:r>
     </w:p>
     <w:p>

--- a/tfl/tables/T-DS-03.docx
+++ b/tfl/tables/T-DS-03.docx
@@ -2193,7 +2193,7 @@
           <w:szCs w:val="14"/>
           <w:color w:val="C0392B"/>
         </w:rPr>
-        <w:t xml:space="preserve">DRAFT — produced 2026-05-17 — synthetic data, NOT for regulatory submission</w:t>
+        <w:t xml:space="preserve">DRAFT — produced 2026-06-05 — synthetic data, NOT for regulatory submission</w:t>
       </w:r>
     </w:p>
     <w:sectPr>

--- a/tfl/tables/T-DS-03.docx
+++ b/tfl/tables/T-DS-03.docx
@@ -2193,7 +2193,7 @@
           <w:szCs w:val="14"/>
           <w:color w:val="C0392B"/>
         </w:rPr>
-        <w:t xml:space="preserve">DRAFT — produced 2026-06-05 — synthetic data, NOT for regulatory submission</w:t>
+        <w:t xml:space="preserve">DRAFT — produced 2026-07-19 — synthetic data, NOT for regulatory submission</w:t>
       </w:r>
     </w:p>
     <w:sectPr>

--- a/tfl/tables/T-DS-03.docx
+++ b/tfl/tables/T-DS-03.docx
@@ -1016,7 +1016,7 @@
                 <w:szCs w:val="18"/>
                 <w:color w:val="000000"/>
               </w:rPr>
-              <w:t xml:space="preserve">72 (32.0)</w:t>
+              <w:t xml:space="preserve">63 (28.0)</w:t>
             </w:r>
           </w:p>
         </w:tc>
@@ -1071,7 +1071,7 @@
                 <w:szCs w:val="18"/>
                 <w:color w:val="000000"/>
               </w:rPr>
-              <w:t xml:space="preserve">61 (27.1)</w:t>
+              <w:t xml:space="preserve">59 (26.2)</w:t>
             </w:r>
           </w:p>
         </w:tc>
@@ -1126,7 +1126,7 @@
                 <w:szCs w:val="18"/>
                 <w:color w:val="000000"/>
               </w:rPr>
-              <w:t xml:space="preserve">133 (29.6)</w:t>
+              <w:t xml:space="preserve">122 (27.1)</w:t>
             </w:r>
           </w:p>
         </w:tc>
